--- a/docs/SEPTEO_ANNEX_2A_PRICE_LIST.docx
+++ b/docs/SEPTEO_ANNEX_2A_PRICE_LIST.docx
@@ -2045,7 +2045,7 @@
     <w:hidden/>
     <w:uiPriority w:val="99"/>
     <w:semiHidden/>
-    <w:rsid w:val="00CB0395"/>
+    <w:rsid w:val="00AE517F"/>
     <w:rPr>
       <w:rFonts w:eastAsiaTheme="minorEastAsia"/>
       <w:sz w:val="24"/>
